--- a/Drawings2/NewdrawingsFeb/101-108, 110_115.docx
+++ b/Drawings2/NewdrawingsFeb/101-108, 110_115.docx
@@ -1257,6 +1257,234 @@
                 <w:lang w:val="en-US"/>
               </w:rPr>
               <w:t>A bathroom with a door, a shower with glass walls, two shampoo bottles, a radiator, a window, a toilet, a sink, a mirror, a washing machine</w:t>
+            </w:r>
+          </w:p>
+        </w:tc>
+      </w:tr>
+      <w:tr>
+        <w:tc>
+          <w:tcPr>
+            <w:tcW w:w="1129" w:type="dxa"/>
+            <w:tcBorders>
+              <w:top w:val="single" w:sz="4" w:space="0" w:color="auto"/>
+              <w:left w:val="single" w:sz="4" w:space="0" w:color="auto"/>
+              <w:bottom w:val="single" w:sz="4" w:space="0" w:color="auto"/>
+              <w:right w:val="single" w:sz="4" w:space="0" w:color="auto"/>
+            </w:tcBorders>
+          </w:tcPr>
+          <w:p>
+            <w:pPr>
+              <w:rPr>
+                <w:lang w:val="en-US"/>
+              </w:rPr>
+            </w:pPr>
+            <w:r>
+              <w:rPr>
+                <w:lang w:val="en-US"/>
+              </w:rPr>
+              <w:t>130</w:t>
+            </w:r>
+          </w:p>
+        </w:tc>
+        <w:tc>
+          <w:tcPr>
+            <w:tcW w:w="7230" w:type="dxa"/>
+            <w:tcBorders>
+              <w:top w:val="single" w:sz="4" w:space="0" w:color="auto"/>
+              <w:left w:val="single" w:sz="4" w:space="0" w:color="auto"/>
+              <w:bottom w:val="single" w:sz="4" w:space="0" w:color="auto"/>
+              <w:right w:val="single" w:sz="4" w:space="0" w:color="auto"/>
+            </w:tcBorders>
+          </w:tcPr>
+          <w:p>
+            <w:pPr>
+              <w:rPr>
+                <w:lang w:val="en-GB"/>
+              </w:rPr>
+            </w:pPr>
+            <w:r>
+              <w:rPr>
+                <w:lang w:val="en-GB"/>
+              </w:rPr>
+              <w:t>A bathroom with a sink, a towel, a mirror, a toilet, a bathtub, a basket, a mug, a washing machine</w:t>
+            </w:r>
+          </w:p>
+        </w:tc>
+        <w:tc>
+          <w:tcPr>
+            <w:tcW w:w="6804" w:type="dxa"/>
+            <w:tcBorders>
+              <w:top w:val="single" w:sz="4" w:space="0" w:color="auto"/>
+              <w:left w:val="single" w:sz="4" w:space="0" w:color="auto"/>
+              <w:bottom w:val="single" w:sz="4" w:space="0" w:color="auto"/>
+              <w:right w:val="single" w:sz="4" w:space="0" w:color="auto"/>
+            </w:tcBorders>
+          </w:tcPr>
+          <w:p>
+            <w:pPr>
+              <w:rPr>
+                <w:lang w:val="en-US"/>
+              </w:rPr>
+            </w:pPr>
+          </w:p>
+        </w:tc>
+      </w:tr>
+      <w:tr>
+        <w:tc>
+          <w:tcPr>
+            <w:tcW w:w="1129" w:type="dxa"/>
+            <w:tcBorders>
+              <w:top w:val="single" w:sz="4" w:space="0" w:color="auto"/>
+              <w:left w:val="single" w:sz="4" w:space="0" w:color="auto"/>
+              <w:bottom w:val="single" w:sz="4" w:space="0" w:color="auto"/>
+              <w:right w:val="single" w:sz="4" w:space="0" w:color="auto"/>
+            </w:tcBorders>
+          </w:tcPr>
+          <w:p>
+            <w:pPr>
+              <w:rPr>
+                <w:lang w:val="en-US"/>
+              </w:rPr>
+            </w:pPr>
+            <w:r>
+              <w:rPr>
+                <w:lang w:val="en-US"/>
+              </w:rPr>
+              <w:t>131</w:t>
+            </w:r>
+          </w:p>
+        </w:tc>
+        <w:tc>
+          <w:tcPr>
+            <w:tcW w:w="7230" w:type="dxa"/>
+            <w:tcBorders>
+              <w:top w:val="single" w:sz="4" w:space="0" w:color="auto"/>
+              <w:left w:val="single" w:sz="4" w:space="0" w:color="auto"/>
+              <w:bottom w:val="single" w:sz="4" w:space="0" w:color="auto"/>
+              <w:right w:val="single" w:sz="4" w:space="0" w:color="auto"/>
+            </w:tcBorders>
+          </w:tcPr>
+          <w:p>
+            <w:pPr>
+              <w:rPr>
+                <w:lang w:val="en-GB"/>
+              </w:rPr>
+            </w:pPr>
+            <w:r>
+              <w:rPr>
+                <w:lang w:val="en-GB"/>
+              </w:rPr>
+              <w:t>a bathroom with a toilet brush, a toilet, a drawer, a carpet, a window</w:t>
+            </w:r>
+            <w:r>
+              <w:rPr>
+                <w:lang w:val="en-GB"/>
+              </w:rPr>
+              <w:t xml:space="preserve"> with </w:t>
+            </w:r>
+            <w:r>
+              <w:rPr>
+                <w:lang w:val="en-GB"/>
+              </w:rPr>
+              <w:t>curtains, a bathtub, a sink, and a mirror</w:t>
+            </w:r>
+          </w:p>
+        </w:tc>
+        <w:tc>
+          <w:tcPr>
+            <w:tcW w:w="6804" w:type="dxa"/>
+            <w:tcBorders>
+              <w:top w:val="single" w:sz="4" w:space="0" w:color="auto"/>
+              <w:left w:val="single" w:sz="4" w:space="0" w:color="auto"/>
+              <w:bottom w:val="single" w:sz="4" w:space="0" w:color="auto"/>
+              <w:right w:val="single" w:sz="4" w:space="0" w:color="auto"/>
+            </w:tcBorders>
+          </w:tcPr>
+          <w:p>
+            <w:pPr>
+              <w:rPr>
+                <w:lang w:val="en-US"/>
+              </w:rPr>
+            </w:pPr>
+            <w:r>
+              <w:rPr>
+                <w:lang w:val="en-US"/>
+              </w:rPr>
+              <w:t>A kitchen with a stove, an oven, an extractor hood, a sink, a dining table with four chairs, a salt, a pepper,  a shelf with oil bottles, powders, a bowl</w:t>
+            </w:r>
+          </w:p>
+        </w:tc>
+      </w:tr>
+      <w:tr>
+        <w:tc>
+          <w:tcPr>
+            <w:tcW w:w="1129" w:type="dxa"/>
+            <w:tcBorders>
+              <w:top w:val="single" w:sz="4" w:space="0" w:color="auto"/>
+              <w:left w:val="single" w:sz="4" w:space="0" w:color="auto"/>
+              <w:bottom w:val="single" w:sz="4" w:space="0" w:color="auto"/>
+              <w:right w:val="single" w:sz="4" w:space="0" w:color="auto"/>
+            </w:tcBorders>
+          </w:tcPr>
+          <w:p>
+            <w:pPr>
+              <w:rPr>
+                <w:lang w:val="en-US"/>
+              </w:rPr>
+            </w:pPr>
+            <w:r>
+              <w:rPr>
+                <w:lang w:val="en-US"/>
+              </w:rPr>
+              <w:t>132</w:t>
+            </w:r>
+          </w:p>
+        </w:tc>
+        <w:tc>
+          <w:tcPr>
+            <w:tcW w:w="7230" w:type="dxa"/>
+            <w:tcBorders>
+              <w:top w:val="single" w:sz="4" w:space="0" w:color="auto"/>
+              <w:left w:val="single" w:sz="4" w:space="0" w:color="auto"/>
+              <w:bottom w:val="single" w:sz="4" w:space="0" w:color="auto"/>
+              <w:right w:val="single" w:sz="4" w:space="0" w:color="auto"/>
+            </w:tcBorders>
+          </w:tcPr>
+          <w:p>
+            <w:pPr>
+              <w:rPr>
+                <w:lang w:val="en-GB"/>
+              </w:rPr>
+            </w:pPr>
+            <w:r>
+              <w:rPr>
+                <w:lang w:val="en-GB"/>
+              </w:rPr>
+              <w:t>A bathroom with a toilet, a toilet paper, a sink, a mirror, a window with curtains and flowers, a shower, two bottles of shampoo</w:t>
+            </w:r>
+          </w:p>
+        </w:tc>
+        <w:tc>
+          <w:tcPr>
+            <w:tcW w:w="6804" w:type="dxa"/>
+            <w:tcBorders>
+              <w:top w:val="single" w:sz="4" w:space="0" w:color="auto"/>
+              <w:left w:val="single" w:sz="4" w:space="0" w:color="auto"/>
+              <w:bottom w:val="single" w:sz="4" w:space="0" w:color="auto"/>
+              <w:right w:val="single" w:sz="4" w:space="0" w:color="auto"/>
+            </w:tcBorders>
+          </w:tcPr>
+          <w:p>
+            <w:pPr>
+              <w:rPr>
+                <w:lang w:val="en-US"/>
+              </w:rPr>
+            </w:pPr>
+            <w:r>
+              <w:rPr>
+                <w:lang w:val="en-US"/>
+              </w:rPr>
+              <w:t>A kitchen with a washing machine, cabinets, a sink, a window with curtains, and flowers, a stove, a fridge</w:t>
             </w:r>
           </w:p>
         </w:tc>
@@ -1888,6 +2116,7 @@
   <w:style w:type="character" w:default="1" w:styleId="DefaultParagraphFont">
     <w:name w:val="Default Paragraph Font"/>
     <w:uiPriority w:val="1"/>
+    <w:semiHidden/>
     <w:unhideWhenUsed/>
   </w:style>
   <w:style w:type="table" w:default="1" w:styleId="TableNormal">
